--- a/#Folder Pertemuan 13/Pakman/Latihan Pengamatan.docx
+++ b/#Folder Pertemuan 13/Pakman/Latihan Pengamatan.docx
@@ -1092,23 +1092,7 @@
           <w:b/>
           <w:bCs/>
         </w:rPr>
-        <w:t xml:space="preserve"> </w:t>
-      </w:r>
-      <w:proofErr w:type="gramStart"/>
-      <w:r>
-        <w:rPr>
-          <w:b/>
-          <w:bCs/>
-        </w:rPr>
-        <w:t>Redraw(</w:t>
-      </w:r>
-      <w:proofErr w:type="gramEnd"/>
-      <w:r>
-        <w:rPr>
-          <w:b/>
-          <w:bCs/>
-        </w:rPr>
-        <w:t xml:space="preserve">) agar </w:t>
+        <w:t xml:space="preserve"> Redraw() agar </w:t>
       </w:r>
       <w:proofErr w:type="spellStart"/>
       <w:r>
@@ -1708,6 +1692,23 @@
           <w:bCs/>
         </w:rPr>
         <w:t xml:space="preserve">LINK GITHUB: </w:t>
+      </w:r>
+      <w:hyperlink r:id="rId17" w:history="1">
+        <w:r>
+          <w:rPr>
+            <w:rStyle w:val="Hyperlink"/>
+            <w:b/>
+            <w:bCs/>
+          </w:rPr>
+          <w:t>https://github.com/milkaputri/Pemrograman_Desktop/tree/main/%23Folder%20Pertemuan%2013/Pakman</w:t>
+        </w:r>
+      </w:hyperlink>
+      <w:r>
+        <w:rPr>
+          <w:b/>
+          <w:bCs/>
+        </w:rPr>
+        <w:t xml:space="preserve"> </w:t>
       </w:r>
     </w:p>
     <w:p>
@@ -2835,6 +2836,29 @@
       <w:spacing w:val="5"/>
     </w:rPr>
   </w:style>
+  <w:style w:type="character" w:styleId="Hyperlink">
+    <w:name w:val="Hyperlink"/>
+    <w:basedOn w:val="DefaultParagraphFont"/>
+    <w:uiPriority w:val="99"/>
+    <w:unhideWhenUsed/>
+    <w:rsid w:val="00226681"/>
+    <w:rPr>
+      <w:color w:val="467886" w:themeColor="hyperlink"/>
+      <w:u w:val="single"/>
+    </w:rPr>
+  </w:style>
+  <w:style w:type="character" w:styleId="UnresolvedMention">
+    <w:name w:val="Unresolved Mention"/>
+    <w:basedOn w:val="DefaultParagraphFont"/>
+    <w:uiPriority w:val="99"/>
+    <w:semiHidden/>
+    <w:unhideWhenUsed/>
+    <w:rsid w:val="00226681"/>
+    <w:rPr>
+      <w:color w:val="605E5C"/>
+      <w:shd w:val="clear" w:color="auto" w:fill="E1DFDD"/>
+    </w:rPr>
+  </w:style>
 </w:styles>
 </file>
 
